--- a/fase2/Evidencias Individuales/GUTIERREZ_PABLO_2.2_APT122_AutoevaluacionAvanceFase2.docx
+++ b/fase2/Evidencias Individuales/GUTIERREZ_PABLO_2.2_APT122_AutoevaluacionAvanceFase2.docx
@@ -241,7 +241,7 @@
           <w:r>
             <w:fldChar w:fldCharType="separate"/>
           </w:r>
-          <w:hyperlink w:anchor="_Toc242917083" w:history="1">
+          <w:hyperlink w:anchor="_Toc242919550" w:history="1">
             <w:r>
               <w:rPr>
                 <w:rStyle w:val="Hipervnculo"/>
@@ -270,7 +270,7 @@
                 <w:noProof/>
                 <w:webHidden/>
               </w:rPr>
-              <w:instrText xml:space="preserve"> PAGEREF _Toc242917083 \h </w:instrText>
+              <w:instrText xml:space="preserve"> PAGEREF _Toc242919550 \h </w:instrText>
             </w:r>
             <w:r>
               <w:rPr>
@@ -316,7 +316,7 @@
               <w14:ligatures w14:val="standardContextual"/>
             </w:rPr>
           </w:pPr>
-          <w:hyperlink w:anchor="_Toc242917084" w:history="1">
+          <w:hyperlink w:anchor="_Toc242919551" w:history="1">
             <w:r>
               <w:rPr>
                 <w:rStyle w:val="Hipervnculo"/>
@@ -345,7 +345,7 @@
                 <w:noProof/>
                 <w:webHidden/>
               </w:rPr>
-              <w:instrText xml:space="preserve"> PAGEREF _Toc242917084 \h </w:instrText>
+              <w:instrText xml:space="preserve"> PAGEREF _Toc242919551 \h </w:instrText>
             </w:r>
             <w:r>
               <w:rPr>
@@ -391,7 +391,7 @@
               <w14:ligatures w14:val="standardContextual"/>
             </w:rPr>
           </w:pPr>
-          <w:hyperlink w:anchor="_Toc242917085" w:history="1">
+          <w:hyperlink w:anchor="_Toc242919552" w:history="1">
             <w:r>
               <w:rPr>
                 <w:rStyle w:val="Hipervnculo"/>
@@ -420,7 +420,7 @@
                 <w:noProof/>
                 <w:webHidden/>
               </w:rPr>
-              <w:instrText xml:space="preserve"> PAGEREF _Toc242917085 \h </w:instrText>
+              <w:instrText xml:space="preserve"> PAGEREF _Toc242919552 \h </w:instrText>
             </w:r>
             <w:r>
               <w:rPr>
@@ -466,7 +466,7 @@
               <w14:ligatures w14:val="standardContextual"/>
             </w:rPr>
           </w:pPr>
-          <w:hyperlink w:anchor="_Toc242917086" w:history="1">
+          <w:hyperlink w:anchor="_Toc242919553" w:history="1">
             <w:r>
               <w:rPr>
                 <w:rStyle w:val="Hipervnculo"/>
@@ -495,7 +495,7 @@
                 <w:noProof/>
                 <w:webHidden/>
               </w:rPr>
-              <w:instrText xml:space="preserve"> PAGEREF _Toc242917086 \h </w:instrText>
+              <w:instrText xml:space="preserve"> PAGEREF _Toc242919553 \h </w:instrText>
             </w:r>
             <w:r>
               <w:rPr>
@@ -541,7 +541,7 @@
               <w14:ligatures w14:val="standardContextual"/>
             </w:rPr>
           </w:pPr>
-          <w:hyperlink w:anchor="_Toc242917087" w:history="1">
+          <w:hyperlink w:anchor="_Toc242919554" w:history="1">
             <w:r>
               <w:rPr>
                 <w:rStyle w:val="Hipervnculo"/>
@@ -570,7 +570,7 @@
                 <w:noProof/>
                 <w:webHidden/>
               </w:rPr>
-              <w:instrText xml:space="preserve"> PAGEREF _Toc242917087 \h </w:instrText>
+              <w:instrText xml:space="preserve"> PAGEREF _Toc242919554 \h </w:instrText>
             </w:r>
             <w:r>
               <w:rPr>
@@ -590,7 +590,7 @@
                 <w:noProof/>
                 <w:webHidden/>
               </w:rPr>
-              <w:t>3</w:t>
+              <w:t>4</w:t>
             </w:r>
             <w:r>
               <w:rPr>
@@ -616,7 +616,7 @@
               <w14:ligatures w14:val="standardContextual"/>
             </w:rPr>
           </w:pPr>
-          <w:hyperlink w:anchor="_Toc242917088" w:history="1">
+          <w:hyperlink w:anchor="_Toc242919555" w:history="1">
             <w:r>
               <w:rPr>
                 <w:rStyle w:val="Hipervnculo"/>
@@ -645,7 +645,7 @@
                 <w:noProof/>
                 <w:webHidden/>
               </w:rPr>
-              <w:instrText xml:space="preserve"> PAGEREF _Toc242917088 \h </w:instrText>
+              <w:instrText xml:space="preserve"> PAGEREF _Toc242919555 \h </w:instrText>
             </w:r>
             <w:r>
               <w:rPr>
@@ -691,7 +691,7 @@
               <w14:ligatures w14:val="standardContextual"/>
             </w:rPr>
           </w:pPr>
-          <w:hyperlink w:anchor="_Toc242917089" w:history="1">
+          <w:hyperlink w:anchor="_Toc242919556" w:history="1">
             <w:r>
               <w:rPr>
                 <w:rStyle w:val="Hipervnculo"/>
@@ -720,7 +720,7 @@
                 <w:noProof/>
                 <w:webHidden/>
               </w:rPr>
-              <w:instrText xml:space="preserve"> PAGEREF _Toc242917089 \h </w:instrText>
+              <w:instrText xml:space="preserve"> PAGEREF _Toc242919556 \h </w:instrText>
             </w:r>
             <w:r>
               <w:rPr>
@@ -766,7 +766,7 @@
               <w14:ligatures w14:val="standardContextual"/>
             </w:rPr>
           </w:pPr>
-          <w:hyperlink w:anchor="_Toc242917090" w:history="1">
+          <w:hyperlink w:anchor="_Toc242919557" w:history="1">
             <w:r>
               <w:rPr>
                 <w:rStyle w:val="Hipervnculo"/>
@@ -795,7 +795,7 @@
                 <w:noProof/>
                 <w:webHidden/>
               </w:rPr>
-              <w:instrText xml:space="preserve"> PAGEREF _Toc242917090 \h </w:instrText>
+              <w:instrText xml:space="preserve"> PAGEREF _Toc242919557 \h </w:instrText>
             </w:r>
             <w:r>
               <w:rPr>
@@ -815,7 +815,7 @@
                 <w:noProof/>
                 <w:webHidden/>
               </w:rPr>
-              <w:t>4</w:t>
+              <w:t>5</w:t>
             </w:r>
             <w:r>
               <w:rPr>
@@ -841,7 +841,7 @@
               <w14:ligatures w14:val="standardContextual"/>
             </w:rPr>
           </w:pPr>
-          <w:hyperlink w:anchor="_Toc242917091" w:history="1">
+          <w:hyperlink w:anchor="_Toc242919558" w:history="1">
             <w:r>
               <w:rPr>
                 <w:rStyle w:val="Hipervnculo"/>
@@ -870,7 +870,7 @@
                 <w:noProof/>
                 <w:webHidden/>
               </w:rPr>
-              <w:instrText xml:space="preserve"> PAGEREF _Toc242917091 \h </w:instrText>
+              <w:instrText xml:space="preserve"> PAGEREF _Toc242919558 \h </w:instrText>
             </w:r>
             <w:r>
               <w:rPr>
@@ -916,7 +916,7 @@
               <w14:ligatures w14:val="standardContextual"/>
             </w:rPr>
           </w:pPr>
-          <w:hyperlink w:anchor="_Toc242917092" w:history="1">
+          <w:hyperlink w:anchor="_Toc242919559" w:history="1">
             <w:r>
               <w:rPr>
                 <w:rStyle w:val="Hipervnculo"/>
@@ -945,7 +945,7 @@
                 <w:noProof/>
                 <w:webHidden/>
               </w:rPr>
-              <w:instrText xml:space="preserve"> PAGEREF _Toc242917092 \h </w:instrText>
+              <w:instrText xml:space="preserve"> PAGEREF _Toc242919559 \h </w:instrText>
             </w:r>
             <w:r>
               <w:rPr>
@@ -965,7 +965,7 @@
                 <w:noProof/>
                 <w:webHidden/>
               </w:rPr>
-              <w:t>5</w:t>
+              <w:t>6</w:t>
             </w:r>
             <w:r>
               <w:rPr>
@@ -991,7 +991,7 @@
               <w14:ligatures w14:val="standardContextual"/>
             </w:rPr>
           </w:pPr>
-          <w:hyperlink w:anchor="_Toc242917093" w:history="1">
+          <w:hyperlink w:anchor="_Toc242919560" w:history="1">
             <w:r>
               <w:rPr>
                 <w:rStyle w:val="Hipervnculo"/>
@@ -1020,7 +1020,7 @@
                 <w:noProof/>
                 <w:webHidden/>
               </w:rPr>
-              <w:instrText xml:space="preserve"> PAGEREF _Toc242917093 \h </w:instrText>
+              <w:instrText xml:space="preserve"> PAGEREF _Toc242919560 \h </w:instrText>
             </w:r>
             <w:r>
               <w:rPr>
@@ -1066,7 +1066,7 @@
               <w14:ligatures w14:val="standardContextual"/>
             </w:rPr>
           </w:pPr>
-          <w:hyperlink w:anchor="_Toc242917094" w:history="1">
+          <w:hyperlink w:anchor="_Toc242919561" w:history="1">
             <w:r>
               <w:rPr>
                 <w:rStyle w:val="Hipervnculo"/>
@@ -1095,7 +1095,7 @@
                 <w:noProof/>
                 <w:webHidden/>
               </w:rPr>
-              <w:instrText xml:space="preserve"> PAGEREF _Toc242917094 \h </w:instrText>
+              <w:instrText xml:space="preserve"> PAGEREF _Toc242919561 \h </w:instrText>
             </w:r>
             <w:r>
               <w:rPr>
@@ -1141,7 +1141,7 @@
               <w14:ligatures w14:val="standardContextual"/>
             </w:rPr>
           </w:pPr>
-          <w:hyperlink w:anchor="_Toc242917095" w:history="1">
+          <w:hyperlink w:anchor="_Toc242919562" w:history="1">
             <w:r>
               <w:rPr>
                 <w:rStyle w:val="Hipervnculo"/>
@@ -1170,7 +1170,7 @@
                 <w:noProof/>
                 <w:webHidden/>
               </w:rPr>
-              <w:instrText xml:space="preserve"> PAGEREF _Toc242917095 \h </w:instrText>
+              <w:instrText xml:space="preserve"> PAGEREF _Toc242919562 \h </w:instrText>
             </w:r>
             <w:r>
               <w:rPr>
@@ -1216,7 +1216,7 @@
               <w14:ligatures w14:val="standardContextual"/>
             </w:rPr>
           </w:pPr>
-          <w:hyperlink w:anchor="_Toc242917096" w:history="1">
+          <w:hyperlink w:anchor="_Toc242919563" w:history="1">
             <w:r>
               <w:rPr>
                 <w:rStyle w:val="Hipervnculo"/>
@@ -1245,7 +1245,7 @@
                 <w:noProof/>
                 <w:webHidden/>
               </w:rPr>
-              <w:instrText xml:space="preserve"> PAGEREF _Toc242917096 \h </w:instrText>
+              <w:instrText xml:space="preserve"> PAGEREF _Toc242919563 \h </w:instrText>
             </w:r>
             <w:r>
               <w:rPr>
@@ -1265,7 +1265,7 @@
                 <w:noProof/>
                 <w:webHidden/>
               </w:rPr>
-              <w:t>6</w:t>
+              <w:t>7</w:t>
             </w:r>
             <w:r>
               <w:rPr>
@@ -1291,7 +1291,7 @@
               <w14:ligatures w14:val="standardContextual"/>
             </w:rPr>
           </w:pPr>
-          <w:hyperlink w:anchor="_Toc242917097" w:history="1">
+          <w:hyperlink w:anchor="_Toc242919564" w:history="1">
             <w:r>
               <w:rPr>
                 <w:rStyle w:val="Hipervnculo"/>
@@ -1320,7 +1320,7 @@
                 <w:noProof/>
                 <w:webHidden/>
               </w:rPr>
-              <w:instrText xml:space="preserve"> PAGEREF _Toc242917097 \h </w:instrText>
+              <w:instrText xml:space="preserve"> PAGEREF _Toc242919564 \h </w:instrText>
             </w:r>
             <w:r>
               <w:rPr>
@@ -1340,7 +1340,7 @@
                 <w:noProof/>
                 <w:webHidden/>
               </w:rPr>
-              <w:t>6</w:t>
+              <w:t>7</w:t>
             </w:r>
             <w:r>
               <w:rPr>
@@ -1366,7 +1366,7 @@
               <w14:ligatures w14:val="standardContextual"/>
             </w:rPr>
           </w:pPr>
-          <w:hyperlink w:anchor="_Toc242917098" w:history="1">
+          <w:hyperlink w:anchor="_Toc242919565" w:history="1">
             <w:r>
               <w:rPr>
                 <w:rStyle w:val="Hipervnculo"/>
@@ -1395,7 +1395,7 @@
                 <w:noProof/>
                 <w:webHidden/>
               </w:rPr>
-              <w:instrText xml:space="preserve"> PAGEREF _Toc242917098 \h </w:instrText>
+              <w:instrText xml:space="preserve"> PAGEREF _Toc242919565 \h </w:instrText>
             </w:r>
             <w:r>
               <w:rPr>
@@ -1415,7 +1415,7 @@
                 <w:noProof/>
                 <w:webHidden/>
               </w:rPr>
-              <w:t>6</w:t>
+              <w:t>7</w:t>
             </w:r>
             <w:r>
               <w:rPr>
@@ -1441,7 +1441,7 @@
               <w14:ligatures w14:val="standardContextual"/>
             </w:rPr>
           </w:pPr>
-          <w:hyperlink w:anchor="_Toc242917099" w:history="1">
+          <w:hyperlink w:anchor="_Toc242919566" w:history="1">
             <w:r>
               <w:rPr>
                 <w:rStyle w:val="Hipervnculo"/>
@@ -1470,7 +1470,7 @@
                 <w:noProof/>
                 <w:webHidden/>
               </w:rPr>
-              <w:instrText xml:space="preserve"> PAGEREF _Toc242917099 \h </w:instrText>
+              <w:instrText xml:space="preserve"> PAGEREF _Toc242919566 \h </w:instrText>
             </w:r>
             <w:r>
               <w:rPr>
@@ -1574,7 +1574,7 @@
           <w:iCs/>
           <w:color w:val="595959"/>
         </w:rPr>
-        <w:t>Pablo Gutiérrez · Scrum Master · PTY4614 Capstone, Sección 001 · 15/10/2026</w:t>
+        <w:t>Pablo Gutiérrez · Scrum Master y desarrollo · PTY4614 Capstone, Sección 001 · 15/10/2026</w:t>
       </w:r>
     </w:p>
     <w:p>
@@ -1596,7 +1596,7 @@
         <w:pStyle w:val="Ttulo1"/>
         <w:spacing w:before="280" w:after="120"/>
       </w:pPr>
-      <w:bookmarkStart w:id="0" w:name="_Toc242917083"/>
+      <w:bookmarkStart w:id="0" w:name="_Toc242919550"/>
       <w:r>
         <w:rPr>
           <w:rFonts w:ascii="Calibri" w:eastAsia="Calibri" w:hAnsi="Calibri" w:cs="Calibri"/>
@@ -1619,15 +1619,7 @@
           <w:color w:val="000000"/>
           <w:sz w:val="22"/>
         </w:rPr>
-        <w:t>Este informe es mi autoevaluación de avance de D-PAY 3.0, al 15/10/2026. El proyecto es el POS móvil de Dtemite: el comercio entra, arma la venta, cobra y emite el DTE desde el celular. Yo soy el Scrum Master. El Sprint 1 (08/09 al 21/09) y el Sprint 2 (22/09 al 05/10) se cumplieron en fecha. En el Sprint 2 el cobro Webpay quedó probado en un Celular Android: pago aprobado, rechazado y cancelación, más la venta en efectivo. El Sprint 3 (06/10 al 17/10) sigue dentro de su fecha. Ahí se cierra el documento, e</w:t>
-      </w:r>
-      <w:r>
-        <w:rPr>
-          <w:rFonts w:ascii="Calibri" w:eastAsia="Calibri" w:hAnsi="Calibri" w:cs="Calibri"/>
-          <w:color w:val="000000"/>
-          <w:sz w:val="22"/>
-        </w:rPr>
-        <w:t>l historial y la gestión. El timeout del checkout quedó en 300 segundos.</w:t>
+        <w:t>Este informe es mi autoevaluación de avance de D-PAY 3.0, al 15/10/2026. El proyecto es el POS móvil de Dtemite: el comercio entra, arma la venta, cobra y emite el DTE desde el celular. Yo soy el Scrum Master. El Sprint 1 (08/09 al 21/09) y el Sprint 2 (22/09 al 05/10) se cumplieron en fecha. En el Sprint 2 el cobro Webpay quedó probado en un Celular Android: pago aprobado, rechazado y cancelación, más la venta en efectivo. El Sprint 3 (06/10 al 17/10) sigue dentro de su fecha. Ahí se cierra el documento, el historial y la gestión. El timeout del checkout quedó en 300 segundos. El POS base lo armamos Diego y yo; la subida de ese código al repositorio quedó en el commit de Diego del 15/08.</w:t>
       </w:r>
     </w:p>
     <w:p>
@@ -1635,7 +1627,7 @@
         <w:pStyle w:val="Ttulo1"/>
         <w:spacing w:before="280" w:after="120"/>
       </w:pPr>
-      <w:bookmarkStart w:id="1" w:name="_Toc242917084"/>
+      <w:bookmarkStart w:id="1" w:name="_Toc242919551"/>
       <w:r>
         <w:rPr>
           <w:rFonts w:ascii="Calibri" w:eastAsia="Calibri" w:hAnsi="Calibri" w:cs="Calibri"/>
@@ -1657,15 +1649,7 @@
           <w:color w:val="000000"/>
           <w:sz w:val="22"/>
         </w:rPr>
-        <w:t>This report is my progress self-assessment of D-PAY 3.0, dated 15 October 2026. The project is Dtemite’s mobile point of sale: the shop signs in, builds the sale, takes payment and issues the tax document from the phone. I am the Scrum Master. Sprint 1 (8–21 September) and Sprint 2 (22 September–5 October) were finished on time. In Sprint 2 we tested Webpay on an Android phone: approved, declined and cancelled, plus the cash sale. Sprint 3 (6–17 October) is still inside its dates. That sprint closes the doc</w:t>
-      </w:r>
-      <w:r>
-        <w:rPr>
-          <w:rFonts w:ascii="Calibri" w:eastAsia="Calibri" w:hAnsi="Calibri" w:cs="Calibri"/>
-          <w:color w:val="000000"/>
-          <w:sz w:val="22"/>
-        </w:rPr>
-        <w:t>ument, the history and the management records. The checkout timeout is 300 seconds.</w:t>
+        <w:t>This report is my progress self-assessment of D-PAY 3.0, dated 15 October 2026. The project is Dtemite’s mobile point of sale: the shop signs in, builds the sale, takes payment and issues the tax document from the phone. I am the Scrum Master. Sprint 1 (8–21 September) and Sprint 2 (22 September–5 October) were finished on time. In Sprint 2 we tested Webpay on an Android phone: approved, declined and cancelled, plus the cash sale. Sprint 3 (6–17 October) is still inside its dates. That sprint closes the document, the history and the management records. The checkout timeout is 300 seconds. Diego and I built the base POS; the upload of that code is in Diego’s commit of 15 August.</w:t>
       </w:r>
     </w:p>
     <w:p>
@@ -1673,7 +1657,7 @@
         <w:pStyle w:val="Ttulo1"/>
         <w:spacing w:before="280" w:after="120"/>
       </w:pPr>
-      <w:bookmarkStart w:id="2" w:name="_Toc242917085"/>
+      <w:bookmarkStart w:id="2" w:name="_Toc242919552"/>
       <w:r>
         <w:rPr>
           <w:rFonts w:ascii="Calibri" w:eastAsia="Calibri" w:hAnsi="Calibri" w:cs="Calibri"/>
@@ -1704,7 +1688,7 @@
         <w:pStyle w:val="Ttulo1"/>
         <w:spacing w:before="280" w:after="120"/>
       </w:pPr>
-      <w:bookmarkStart w:id="3" w:name="_Toc242917086"/>
+      <w:bookmarkStart w:id="3" w:name="_Toc242919553"/>
       <w:r>
         <w:rPr>
           <w:rFonts w:ascii="Calibri" w:eastAsia="Calibri" w:hAnsi="Calibri" w:cs="Calibri"/>
@@ -1727,7 +1711,7 @@
           <w:color w:val="000000"/>
           <w:sz w:val="22"/>
         </w:rPr>
-        <w:t>Soy el Scrum Master. Diego Madrid construye la app e integra Webpay. Reinhartd Munzenmayer lleva las pruebas y deja por escrito las actas. José Robles Rocha es el Product Owner de Dtemite. Yo facilito las ceremonias y me encargo del Sprint Backlog y del Definition of Done.</w:t>
+        <w:t>Soy el Scrum Master y también trabajé el desarrollo del proyecto base. Diego Madrid integra PaymentGateway, mantiene D-PAY 2.0 en producción y tiene el commit con el que se subió el POS a este repositorio. Reinhartd Munzenmayer lleva las pruebas, las actas y el proxy Webpay. José Robles Rocha es el Product Owner de Dtemite. Yo facilito las ceremonias, el Sprint Backlog y el Definition of Done, y con Diego publico y reviso en Git.</w:t>
       </w:r>
     </w:p>
     <w:p>
@@ -1841,10 +1825,107 @@
     </w:p>
     <w:p>
       <w:pPr>
+        <w:pStyle w:val="Prrafodelista"/>
+        <w:spacing w:before="20" w:after="40"/>
+        <w:ind w:left="425" w:hanging="198"/>
+      </w:pPr>
+      <w:r>
+        <w:rPr>
+          <w:rFonts w:ascii="Calibri" w:eastAsia="Calibri" w:hAnsi="Calibri" w:cs="Calibri"/>
+          <w:b/>
+          <w:color w:val="2E75B6"/>
+          <w:sz w:val="22"/>
+        </w:rPr>
+        <w:t xml:space="preserve">•  </w:t>
+      </w:r>
+      <w:r>
+        <w:rPr>
+          <w:rFonts w:ascii="Calibri" w:eastAsia="Calibri" w:hAnsi="Calibri" w:cs="Calibri"/>
+          <w:color w:val="000000"/>
+          <w:sz w:val="22"/>
+        </w:rPr>
+        <w:t>El POS base (ingreso, venta, efectivo y la estructura del documento) lo desarrollamos Diego y yo. La subida quedó en el commit inicial del 15/08/2026, a nombre de DiegoMadridM.</w:t>
+      </w:r>
+    </w:p>
+    <w:p>
+      <w:pPr>
+        <w:pStyle w:val="Prrafodelista"/>
+        <w:spacing w:before="20" w:after="40"/>
+        <w:ind w:left="425" w:hanging="198"/>
+      </w:pPr>
+      <w:r>
+        <w:rPr>
+          <w:rFonts w:ascii="Calibri" w:eastAsia="Calibri" w:hAnsi="Calibri" w:cs="Calibri"/>
+          <w:b/>
+          <w:color w:val="2E75B6"/>
+          <w:sz w:val="22"/>
+        </w:rPr>
+        <w:lastRenderedPageBreak/>
+        <w:t xml:space="preserve">•  </w:t>
+      </w:r>
+      <w:r>
+        <w:rPr>
+          <w:rFonts w:ascii="Calibri" w:eastAsia="Calibri" w:hAnsi="Calibri" w:cs="Calibri"/>
+          <w:color w:val="000000"/>
+          <w:sz w:val="22"/>
+        </w:rPr>
+        <w:t>Con mi usuario ALighieriDxG subí la integración Trello el 10/09. El tablero todavía se mueve a mano (D-02); eso lo cierro en este sprint.</w:t>
+      </w:r>
+    </w:p>
+    <w:p>
+      <w:pPr>
+        <w:pStyle w:val="Prrafodelista"/>
+        <w:spacing w:before="20" w:after="40"/>
+        <w:ind w:left="425" w:hanging="198"/>
+      </w:pPr>
+      <w:r>
+        <w:rPr>
+          <w:rFonts w:ascii="Calibri" w:eastAsia="Calibri" w:hAnsi="Calibri" w:cs="Calibri"/>
+          <w:b/>
+          <w:color w:val="2E75B6"/>
+          <w:sz w:val="22"/>
+        </w:rPr>
+        <w:t xml:space="preserve">•  </w:t>
+      </w:r>
+      <w:r>
+        <w:rPr>
+          <w:rFonts w:ascii="Calibri" w:eastAsia="Calibri" w:hAnsi="Calibri" w:cs="Calibri"/>
+          <w:color w:val="000000"/>
+          <w:sz w:val="22"/>
+        </w:rPr>
+        <w:t>Con Diego publicamos y revisamos el PR #17, el mismo que nombran Diego y Reinhartd. Reinhartd no mergea.</w:t>
+      </w:r>
+    </w:p>
+    <w:p>
+      <w:pPr>
+        <w:pStyle w:val="Prrafodelista"/>
+        <w:spacing w:before="20" w:after="40"/>
+        <w:ind w:left="425" w:hanging="198"/>
+      </w:pPr>
+      <w:r>
+        <w:rPr>
+          <w:rFonts w:ascii="Calibri" w:eastAsia="Calibri" w:hAnsi="Calibri" w:cs="Calibri"/>
+          <w:b/>
+          <w:color w:val="2E75B6"/>
+          <w:sz w:val="22"/>
+        </w:rPr>
+        <w:t xml:space="preserve">•  </w:t>
+      </w:r>
+      <w:r>
+        <w:rPr>
+          <w:rFonts w:ascii="Calibri" w:eastAsia="Calibri" w:hAnsi="Calibri" w:cs="Calibri"/>
+          <w:color w:val="000000"/>
+          <w:sz w:val="22"/>
+        </w:rPr>
+        <w:t>La emisión del DTE con folio sigue abierta. Diego la cierra en el Sprint 3 y yo la dejo lista para que Reinhartd pueda medirla.</w:t>
+      </w:r>
+    </w:p>
+    <w:p>
+      <w:pPr>
         <w:pStyle w:val="Ttulo1"/>
         <w:spacing w:before="280" w:after="120"/>
       </w:pPr>
-      <w:bookmarkStart w:id="4" w:name="_Toc242917087"/>
+      <w:bookmarkStart w:id="4" w:name="_Toc242919554"/>
       <w:r>
         <w:rPr>
           <w:rFonts w:ascii="Calibri" w:eastAsia="Calibri" w:hAnsi="Calibri" w:cs="Calibri"/>
@@ -1883,7 +1964,6 @@
           <w:color w:val="2E75B6"/>
           <w:sz w:val="22"/>
         </w:rPr>
-        <w:lastRenderedPageBreak/>
         <w:t xml:space="preserve">•  </w:t>
       </w:r>
       <w:r>
@@ -1892,7 +1972,7 @@
           <w:color w:val="000000"/>
           <w:sz w:val="22"/>
         </w:rPr>
-        <w:t>Sprint 1, 08/09 al 21/09. Cerró ingreso, sesión, armado de la venta y la definición del cobro. Cumplido.</w:t>
+        <w:t>Sprint 1, 08/09 al 21/09. Ingreso, sesión y armado de la venta ya estaban en el POS base. En la ventana del sprint se dejó esa base estable. Cumplido en esa parte.</w:t>
       </w:r>
     </w:p>
     <w:p>
@@ -1916,7 +1996,7 @@
           <w:color w:val="000000"/>
           <w:sz w:val="22"/>
         </w:rPr>
-        <w:t>Sprint 2, 22/09 al 05/10. Cerró el cobro. Webpay aprobado, rechazado y cancelación (03/10 y 04/10) y efectivo con historial local (27/09). Cumplido y firmado.</w:t>
+        <w:t>Sprint 2, 22/09 al 05/10. Cerró el cobro Webpay (aprobado, rechazado y cancelación, 03/10 y 04/10) y el efectivo con historial (27/09). El DTE no se alcanzó: pasó al Sprint 3.</w:t>
       </w:r>
     </w:p>
     <w:p>
@@ -1940,7 +2020,7 @@
           <w:color w:val="000000"/>
           <w:sz w:val="22"/>
         </w:rPr>
-        <w:t>Sprint 3, 06/10 al 17/10. Documento tributario, historial e informe. Sigue dentro de la fecha. Es el tramo que estoy cerrando.</w:t>
+        <w:t>Sprint 3, 06/10 al 17/10. Sigue dentro de la fecha. Quedan el DTE con folio, el historial y el informe. Es el tramo que estamos cerrando.</w:t>
       </w:r>
     </w:p>
     <w:p>
@@ -1954,7 +2034,7 @@
           <w:color w:val="000000"/>
           <w:sz w:val="22"/>
         </w:rPr>
-        <w:t>Los dos primeros sprints ya cubren la venta y el cobro. El documento y el orden de la gestión se cierran en este último sprint.</w:t>
+        <w:t>En esto coincido con Diego y con Reinhartd: la venta y el efectivo venían en la base, el avance de los sprints 1 y 2 fue el cobro Webpay, y el documento tributario sigue abierto.</w:t>
       </w:r>
     </w:p>
     <w:p>
@@ -1962,7 +2042,7 @@
         <w:pStyle w:val="Ttulo1"/>
         <w:spacing w:before="280" w:after="120"/>
       </w:pPr>
-      <w:bookmarkStart w:id="5" w:name="_Toc242917088"/>
+      <w:bookmarkStart w:id="5" w:name="_Toc242919555"/>
       <w:r>
         <w:rPr>
           <w:rFonts w:ascii="Calibri" w:eastAsia="Calibri" w:hAnsi="Calibri" w:cs="Calibri"/>
@@ -2123,6 +2203,30 @@
     </w:p>
     <w:p>
       <w:pPr>
+        <w:pStyle w:val="Prrafodelista"/>
+        <w:spacing w:before="20" w:after="40"/>
+        <w:ind w:left="425" w:hanging="198"/>
+      </w:pPr>
+      <w:r>
+        <w:rPr>
+          <w:rFonts w:ascii="Calibri" w:eastAsia="Calibri" w:hAnsi="Calibri" w:cs="Calibri"/>
+          <w:b/>
+          <w:color w:val="2E75B6"/>
+          <w:sz w:val="22"/>
+        </w:rPr>
+        <w:t xml:space="preserve">•  </w:t>
+      </w:r>
+      <w:r>
+        <w:rPr>
+          <w:rFonts w:ascii="Calibri" w:eastAsia="Calibri" w:hAnsi="Calibri" w:cs="Calibri"/>
+          <w:color w:val="000000"/>
+          <w:sz w:val="22"/>
+        </w:rPr>
+        <w:t>En el borrador de este informe mi rol se leía solo como Scrum Master. Lo ajusto: el desarrollo del POS base es de Diego y mío, aunque el commit de la subida sea de él.</w:t>
+      </w:r>
+    </w:p>
+    <w:p>
+      <w:pPr>
         <w:spacing w:after="120"/>
         <w:jc w:val="both"/>
       </w:pPr>
@@ -2140,7 +2244,7 @@
         <w:pStyle w:val="Ttulo1"/>
         <w:spacing w:before="280" w:after="120"/>
       </w:pPr>
-      <w:bookmarkStart w:id="6" w:name="_Toc242917089"/>
+      <w:bookmarkStart w:id="6" w:name="_Toc242919556"/>
       <w:r>
         <w:rPr>
           <w:rFonts w:ascii="Calibri" w:eastAsia="Calibri" w:hAnsi="Calibri" w:cs="Calibri"/>
@@ -2203,6 +2307,7 @@
           <w:color w:val="2E75B6"/>
           <w:sz w:val="22"/>
         </w:rPr>
+        <w:lastRenderedPageBreak/>
         <w:t xml:space="preserve">•  </w:t>
       </w:r>
       <w:r>
@@ -2264,10 +2369,34 @@
     </w:p>
     <w:p>
       <w:pPr>
+        <w:pStyle w:val="Prrafodelista"/>
+        <w:spacing w:before="20" w:after="40"/>
+        <w:ind w:left="425" w:hanging="198"/>
+      </w:pPr>
+      <w:r>
+        <w:rPr>
+          <w:rFonts w:ascii="Calibri" w:eastAsia="Calibri" w:hAnsi="Calibri" w:cs="Calibri"/>
+          <w:b/>
+          <w:color w:val="2E75B6"/>
+          <w:sz w:val="22"/>
+        </w:rPr>
+        <w:t xml:space="preserve">•  </w:t>
+      </w:r>
+      <w:r>
+        <w:rPr>
+          <w:rFonts w:ascii="Calibri" w:eastAsia="Calibri" w:hAnsi="Calibri" w:cs="Calibri"/>
+          <w:color w:val="000000"/>
+          <w:sz w:val="22"/>
+        </w:rPr>
+        <w:t>Commit inicial 29f0e15 (15/08, DiegoMadridM) con el POS base, y commit 62d96be (10/09, ALighieriDxG) con la integración Trello.</w:t>
+      </w:r>
+    </w:p>
+    <w:p>
+      <w:pPr>
         <w:pStyle w:val="Ttulo1"/>
         <w:spacing w:before="280" w:after="120"/>
       </w:pPr>
-      <w:bookmarkStart w:id="7" w:name="_Toc242917090"/>
+      <w:bookmarkStart w:id="7" w:name="_Toc242919557"/>
       <w:r>
         <w:rPr>
           <w:rFonts w:ascii="Calibri" w:eastAsia="Calibri" w:hAnsi="Calibri" w:cs="Calibri"/>
@@ -2434,7 +2563,6 @@
                 <w:color w:val="000000"/>
                 <w:sz w:val="22"/>
               </w:rPr>
-              <w:lastRenderedPageBreak/>
               <w:t>1.1 Diseña pruebas</w:t>
             </w:r>
           </w:p>
@@ -3003,7 +3131,7 @@
                 <w:color w:val="000000"/>
                 <w:sz w:val="22"/>
               </w:rPr>
-              <w:t>Ese registro se cierra en este sprint, junto con Diego.</w:t>
+              <w:t>El modelo del pago ya está en el POS base, que armamos Diego y yo. El registro Webpay en tbl_dpay sigue abierto y lo cierra Diego en este sprint.</w:t>
             </w:r>
           </w:p>
         </w:tc>
@@ -3093,7 +3221,7 @@
                 <w:color w:val="000000"/>
                 <w:sz w:val="22"/>
               </w:rPr>
-              <w:t>La solución avanzó por sprints. La construcción de pantallas la lleva Diego.</w:t>
+              <w:t>El POS base lo construimos Diego y yo. La subida al repo quedó en su commit. Él integra PaymentGateway. Reinhartd construye el proxy.</w:t>
             </w:r>
           </w:p>
         </w:tc>
@@ -3183,7 +3311,7 @@
                 <w:color w:val="000000"/>
                 <w:sz w:val="22"/>
               </w:rPr>
-              <w:t>Venta, cobro Webpay y documento van en un solo flujo.</w:t>
+              <w:t>Venta y efectivo vienen de la base. Webpay entra por el proxy de Reinhartd y la app que integra Diego. El DTE con folio sigue abierto.</w:t>
             </w:r>
           </w:p>
         </w:tc>
@@ -3317,7 +3445,7 @@
         <w:pStyle w:val="Ttulo1"/>
         <w:spacing w:before="280" w:after="120"/>
       </w:pPr>
-      <w:bookmarkStart w:id="8" w:name="_Toc242917091"/>
+      <w:bookmarkStart w:id="8" w:name="_Toc242919558"/>
       <w:r>
         <w:rPr>
           <w:rFonts w:ascii="Calibri" w:eastAsia="Calibri" w:hAnsi="Calibri" w:cs="Calibri"/>
@@ -3354,6 +3482,7 @@
           <w:color w:val="000000"/>
           <w:sz w:val="22"/>
         </w:rPr>
+        <w:lastRenderedPageBreak/>
         <w:t>En la pauta 1.1 marqué Excelente en modelos de datos, requerimientos, gestión de proyectos, inteligencia de negocios y calidad de software. Marqué Alto en arquitectura y en programación. El único Dominio Aceptable fue inglés intermedio alto (Gutiérrez, 2026a).</w:t>
       </w:r>
     </w:p>
@@ -3368,7 +3497,7 @@
           <w:color w:val="000000"/>
           <w:sz w:val="22"/>
         </w:rPr>
-        <w:t>En este avance la gestión se ve en los sprints cumplidos y en las actas. El modelo de datos se ve en el registro del pago. La programación la estoy usando más que en el trabajo, porque el producto es una app y no solo la base. El inglés de este informe lo escribí yo, corto, y lo voy a releer antes de subirlo. La comprensión oral y el habla siguen más débiles, y el proyecto igual avanzó.</w:t>
+        <w:t>En este avance la gestión se ve en los sprints cumplidos y en las actas. El modelo de datos se ve en el registro del pago. La programación la estoy usando más que en el trabajo, porque el producto es una app y no solo la base. El inglés de este informe lo escribí yo, corto, y lo voy a releer antes de subirlo. La comprensión oral y el habla siguen más débiles, y el proyecto igual avanzó. La programación del nivel Alto se ve en el POS base y en el script de Trello, no solo en las ceremonias.</w:t>
       </w:r>
     </w:p>
     <w:p>
@@ -3376,7 +3505,7 @@
         <w:pStyle w:val="Ttulo1"/>
         <w:spacing w:before="280" w:after="120"/>
       </w:pPr>
-      <w:bookmarkStart w:id="9" w:name="_Toc242917092"/>
+      <w:bookmarkStart w:id="9" w:name="_Toc242919559"/>
       <w:r>
         <w:rPr>
           <w:rFonts w:ascii="Calibri" w:eastAsia="Calibri" w:hAnsi="Calibri" w:cs="Calibri"/>
@@ -3778,7 +3907,7 @@
                 <w:color w:val="000000"/>
                 <w:sz w:val="22"/>
               </w:rPr>
-              <w:t>Scrum. Sprint 1 y 2 con objetivo cumplido y acta firmada.</w:t>
+              <w:t>Scrum. El cobro Webpay del Sprint 2 quedó cumplido y las actas firmadas. El DTE sigue abierto en el Sprint 3.</w:t>
             </w:r>
           </w:p>
         </w:tc>
@@ -3812,7 +3941,6 @@
                 <w:color w:val="000000"/>
                 <w:sz w:val="22"/>
               </w:rPr>
-              <w:lastRenderedPageBreak/>
               <w:t>3</w:t>
             </w:r>
           </w:p>
@@ -3897,7 +4025,7 @@
                 <w:color w:val="000000"/>
                 <w:sz w:val="22"/>
               </w:rPr>
-              <w:t>Cobro en el celular, actas, Sprint Backlog y Definition of Done.</w:t>
+              <w:t>Cobro en el celular, actas, commit del POS base, Trello, Sprint Backlog y Definition of Done.</w:t>
             </w:r>
           </w:p>
         </w:tc>
@@ -4503,7 +4631,7 @@
         <w:pStyle w:val="Ttulo1"/>
         <w:spacing w:before="280" w:after="120"/>
       </w:pPr>
-      <w:bookmarkStart w:id="10" w:name="_Toc242917093"/>
+      <w:bookmarkStart w:id="10" w:name="_Toc242919560"/>
       <w:r>
         <w:rPr>
           <w:rFonts w:ascii="Calibri" w:eastAsia="Calibri" w:hAnsi="Calibri" w:cs="Calibri"/>
@@ -4520,7 +4648,7 @@
         <w:pStyle w:val="Ttulo2"/>
         <w:spacing w:before="200" w:after="80"/>
       </w:pPr>
-      <w:bookmarkStart w:id="11" w:name="_Toc242917094"/>
+      <w:bookmarkStart w:id="11" w:name="_Toc242919561"/>
       <w:r>
         <w:rPr>
           <w:rFonts w:ascii="Calibri" w:eastAsia="Calibri" w:hAnsi="Calibri" w:cs="Calibri"/>
@@ -4553,7 +4681,7 @@
           <w:color w:val="000000"/>
           <w:sz w:val="22"/>
         </w:rPr>
-        <w:t>El Sprint 1 y el Sprint 2 se cumplieron en fecha y quedaron firmados por los tres.</w:t>
+        <w:t>El cobro Webpay del Sprint 2 quedó en fecha y las actas las firmamos los tres.</w:t>
       </w:r>
     </w:p>
     <w:p>
@@ -4601,7 +4729,7 @@
           <w:color w:val="000000"/>
           <w:sz w:val="22"/>
         </w:rPr>
-        <w:t>D-PAY 3.0 se llevó como un solo producto: venta, cobro y documento.</w:t>
+        <w:t>Participamos los tres: Diego y yo en la base y en la publicación en Git, Reinhartd en las pruebas y en el proxy.</w:t>
       </w:r>
     </w:p>
     <w:p>
@@ -4609,7 +4737,7 @@
         <w:pStyle w:val="Ttulo2"/>
         <w:spacing w:before="200" w:after="80"/>
       </w:pPr>
-      <w:bookmarkStart w:id="12" w:name="_Toc242917095"/>
+      <w:bookmarkStart w:id="12" w:name="_Toc242919562"/>
       <w:r>
         <w:rPr>
           <w:rFonts w:ascii="Calibri" w:eastAsia="Calibri" w:hAnsi="Calibri" w:cs="Calibri"/>
@@ -4682,6 +4810,7 @@
           <w:color w:val="2E75B6"/>
           <w:sz w:val="22"/>
         </w:rPr>
+        <w:lastRenderedPageBreak/>
         <w:t xml:space="preserve">•  </w:t>
       </w:r>
       <w:r>
@@ -4690,7 +4819,7 @@
           <w:color w:val="000000"/>
           <w:sz w:val="22"/>
         </w:rPr>
-        <w:t>Pedirle a un compañero que lea el inglés antes de entregar.</w:t>
+        <w:t>Cerrar con Diego el DTE con folio, que sigue abierto, y mover el Trello que hoy se actualiza a mano.</w:t>
       </w:r>
     </w:p>
     <w:p>
@@ -4698,7 +4827,7 @@
         <w:pStyle w:val="Ttulo1"/>
         <w:spacing w:before="280" w:after="120"/>
       </w:pPr>
-      <w:bookmarkStart w:id="13" w:name="_Toc242917096"/>
+      <w:bookmarkStart w:id="13" w:name="_Toc242919563"/>
       <w:r>
         <w:rPr>
           <w:rFonts w:ascii="Calibri" w:eastAsia="Calibri" w:hAnsi="Calibri" w:cs="Calibri"/>
@@ -4720,15 +4849,7 @@
           <w:color w:val="000000"/>
           <w:sz w:val="22"/>
         </w:rPr>
-        <w:t>By 15 October 2026, Sprint 1 and Sprint 2 of D-PAY 3.0 were finished on time. The Android phone can take a Webpay payment that is approved, declined or cancelled, and it can also record a cash sale. Sprint 3 is the last sprint and it is still inside its dates. My part was to keep one goal per sprint, to run the reviews and to keep the Sprint Backlog and the Definition of Done. The three of us signed the minutes of Sprint 1 and Sprint 2 on 4 October. The checkout timeout is 300 seconds. I still need to finis</w:t>
-      </w:r>
-      <w:r>
-        <w:rPr>
-          <w:rFonts w:ascii="Calibri" w:eastAsia="Calibri" w:hAnsi="Calibri" w:cs="Calibri"/>
-          <w:color w:val="000000"/>
-          <w:sz w:val="22"/>
-        </w:rPr>
-        <w:t>h the backlog, the Definition of Done and the Sprint 3 retrospective.</w:t>
+        <w:t>By 15 October 2026, Sprint 1 and Sprint 2 of D-PAY 3.0 were finished on time. The Android phone can take a Webpay payment that is approved, declined or cancelled, and it can also record a cash sale. Sprint 3 is the last sprint and it is still inside its dates. My part was to keep one goal per sprint, to run the reviews and to keep the Sprint Backlog and the Definition of Done. The three of us signed the minutes of Sprint 1 and Sprint 2 on 4 October. The checkout timeout is 300 seconds. I still need to finish the backlog, the Definition of Done and the Sprint 3 retrospective. Diego and I built the base point of sale; his account holds the commit that uploaded it. I also added the Trello integration and I publish to Git with him. The tax document with a folio is still open in Sprint 3.</w:t>
       </w:r>
     </w:p>
     <w:p>
@@ -4736,7 +4857,7 @@
         <w:pStyle w:val="Ttulo1"/>
         <w:spacing w:before="280" w:after="120"/>
       </w:pPr>
-      <w:bookmarkStart w:id="14" w:name="_Toc242917097"/>
+      <w:bookmarkStart w:id="14" w:name="_Toc242919564"/>
       <w:r>
         <w:rPr>
           <w:rFonts w:ascii="Calibri" w:eastAsia="Calibri" w:hAnsi="Calibri" w:cs="Calibri"/>
@@ -4758,15 +4879,7 @@
           <w:color w:val="000000"/>
           <w:sz w:val="22"/>
         </w:rPr>
-        <w:t>In Phase 1 I marked excellent command of project management and of data models, high command of programming and architecture, and acceptable command of English. I also wrote that in five years I want to build my own software or lead an automation area, after four years of ERP support. This phase let me manage a full product: sell, take payment and issue the document. The sprints that are already closed met their goals. Written English in this report is still the part I need to improve. Listening and speakin</w:t>
-      </w:r>
-      <w:r>
-        <w:rPr>
-          <w:rFonts w:ascii="Calibri" w:eastAsia="Calibri" w:hAnsi="Calibri" w:cs="Calibri"/>
-          <w:color w:val="000000"/>
-          <w:sz w:val="22"/>
-        </w:rPr>
-        <w:t>g are weaker, but the project moved forward through the sprints.</w:t>
+        <w:t>In Phase 1 I marked excellent command of project management and of data models, high command of programming and architecture, and acceptable command of English. I also wrote that in five years I want to build my own software or lead an automation area, after four years of ERP support. This phase let me manage a full product: sell, take payment and issue the document. The sprints that are already closed met their goals. Written English in this report is still the part I need to improve. Listening and speaking are weaker, but the project moved forward through the sprints. The programming I marked as high command is in that base and in the Trello script, not only in the sprint meetings.</w:t>
       </w:r>
     </w:p>
     <w:p>
@@ -4774,7 +4887,7 @@
         <w:pStyle w:val="Ttulo1"/>
         <w:spacing w:before="280" w:after="120"/>
       </w:pPr>
-      <w:bookmarkStart w:id="15" w:name="_Toc242917098"/>
+      <w:bookmarkStart w:id="15" w:name="_Toc242919565"/>
       <w:r>
         <w:rPr>
           <w:rFonts w:ascii="Calibri" w:eastAsia="Calibri" w:hAnsi="Calibri" w:cs="Calibri"/>
@@ -4797,7 +4910,6 @@
           <w:color w:val="000000"/>
           <w:sz w:val="22"/>
         </w:rPr>
-        <w:lastRenderedPageBreak/>
         <w:t>Duoc UC. (2026). 2.2 APT122 Autoevaluación avance Fase 2 [Instrumento de evaluación]. Escuela de Informática y Telecomunicaciones.</w:t>
       </w:r>
     </w:p>
@@ -4890,7 +5002,7 @@
         <w:pStyle w:val="Ttulo1"/>
         <w:spacing w:before="280" w:after="120"/>
       </w:pPr>
-      <w:bookmarkStart w:id="16" w:name="_Toc242917099"/>
+      <w:bookmarkStart w:id="16" w:name="_Toc242919566"/>
       <w:r>
         <w:rPr>
           <w:rFonts w:ascii="Calibri" w:eastAsia="Calibri" w:hAnsi="Calibri" w:cs="Calibri"/>
@@ -5327,6 +5439,7 @@
                 <w:color w:val="000000"/>
                 <w:sz w:val="22"/>
               </w:rPr>
+              <w:lastRenderedPageBreak/>
               <w:t>Capturas de cobro</w:t>
             </w:r>
           </w:p>
@@ -5474,6 +5587,96 @@
                 <w:sz w:val="22"/>
               </w:rPr>
               <w:t>Nivel de dominio, intereses y alcance.</w:t>
+            </w:r>
+          </w:p>
+        </w:tc>
+      </w:tr>
+      <w:tr>
+        <w:trPr>
+          <w:cantSplit/>
+        </w:trPr>
+        <w:tc>
+          <w:tcPr>
+            <w:tcW w:w="2608" w:type="dxa"/>
+            <w:tcBorders>
+              <w:top w:val="single" w:sz="4" w:space="0" w:color="BDD7EE"/>
+              <w:left w:val="single" w:sz="4" w:space="0" w:color="BDD7EE"/>
+              <w:bottom w:val="single" w:sz="4" w:space="0" w:color="BDD7EE"/>
+              <w:right w:val="single" w:sz="4" w:space="0" w:color="BDD7EE"/>
+            </w:tcBorders>
+            <w:shd w:val="clear" w:color="auto" w:fill="FFFFFF"/>
+            <w:tcMar>
+              <w:top w:w="40" w:type="dxa"/>
+              <w:left w:w="80" w:type="dxa"/>
+              <w:bottom w:w="40" w:type="dxa"/>
+              <w:right w:w="80" w:type="dxa"/>
+            </w:tcMar>
+          </w:tcPr>
+          <w:p>
+            <w:r>
+              <w:rPr>
+                <w:rFonts w:ascii="Calibri" w:eastAsia="Calibri" w:hAnsi="Calibri" w:cs="Calibri"/>
+                <w:b/>
+                <w:color w:val="000000"/>
+                <w:sz w:val="22"/>
+              </w:rPr>
+              <w:t>Commit del POS base y Trello</w:t>
+            </w:r>
+          </w:p>
+        </w:tc>
+        <w:tc>
+          <w:tcPr>
+            <w:tcW w:w="2948" w:type="dxa"/>
+            <w:tcBorders>
+              <w:top w:val="single" w:sz="4" w:space="0" w:color="BDD7EE"/>
+              <w:left w:val="single" w:sz="4" w:space="0" w:color="BDD7EE"/>
+              <w:bottom w:val="single" w:sz="4" w:space="0" w:color="BDD7EE"/>
+              <w:right w:val="single" w:sz="4" w:space="0" w:color="BDD7EE"/>
+            </w:tcBorders>
+            <w:shd w:val="clear" w:color="auto" w:fill="FFFFFF"/>
+            <w:tcMar>
+              <w:top w:w="40" w:type="dxa"/>
+              <w:left w:w="80" w:type="dxa"/>
+              <w:bottom w:w="40" w:type="dxa"/>
+              <w:right w:w="80" w:type="dxa"/>
+            </w:tcMar>
+          </w:tcPr>
+          <w:p>
+            <w:r>
+              <w:rPr>
+                <w:rFonts w:ascii="Calibri" w:eastAsia="Calibri" w:hAnsi="Calibri" w:cs="Calibri"/>
+                <w:color w:val="000000"/>
+                <w:sz w:val="22"/>
+              </w:rPr>
+              <w:t>GitHub 29f0e15 y 62d96be</w:t>
+            </w:r>
+          </w:p>
+        </w:tc>
+        <w:tc>
+          <w:tcPr>
+            <w:tcW w:w="3798" w:type="dxa"/>
+            <w:tcBorders>
+              <w:top w:val="single" w:sz="4" w:space="0" w:color="BDD7EE"/>
+              <w:left w:val="single" w:sz="4" w:space="0" w:color="BDD7EE"/>
+              <w:bottom w:val="single" w:sz="4" w:space="0" w:color="BDD7EE"/>
+              <w:right w:val="single" w:sz="4" w:space="0" w:color="BDD7EE"/>
+            </w:tcBorders>
+            <w:shd w:val="clear" w:color="auto" w:fill="FFFFFF"/>
+            <w:tcMar>
+              <w:top w:w="40" w:type="dxa"/>
+              <w:left w:w="80" w:type="dxa"/>
+              <w:bottom w:w="40" w:type="dxa"/>
+              <w:right w:w="80" w:type="dxa"/>
+            </w:tcMar>
+          </w:tcPr>
+          <w:p>
+            <w:r>
+              <w:rPr>
+                <w:rFonts w:ascii="Calibri" w:eastAsia="Calibri" w:hAnsi="Calibri" w:cs="Calibri"/>
+                <w:color w:val="000000"/>
+                <w:sz w:val="22"/>
+              </w:rPr>
+              <w:t>Base subida por Diego; integración Trello mía.</w:t>
             </w:r>
           </w:p>
         </w:tc>

--- a/fase2/Evidencias Individuales/GUTIERREZ_PABLO_2.2_APT122_AutoevaluacionAvanceFase2.docx
+++ b/fase2/Evidencias Individuales/GUTIERREZ_PABLO_2.2_APT122_AutoevaluacionAvanceFase2.docx
@@ -143,7 +143,7 @@
           <w:sz w:val="34"/>
           <w:szCs w:val="34"/>
         </w:rPr>
-        <w:t xml:space="preserve"> POS móvil de DTemite — vender, cobrar, emitir DTE</w:t>
+        <w:t xml:space="preserve"> POS móvil de DTemite - vender, cobrar, emitir DTE</w:t>
       </w:r>
     </w:p>
     <w:p>
@@ -1560,7 +1560,7 @@
           <w:szCs w:val="30"/>
         </w:rPr>
         <w:lastRenderedPageBreak/>
-        <w:t>Autoevaluación Informe de Avance — Fase 2</w:t>
+        <w:t>Autoevaluación Informe de Avance - Fase 2</w:t>
       </w:r>
     </w:p>
     <w:p>
@@ -5315,7 +5315,7 @@
                 <w:color w:val="000000"/>
                 <w:sz w:val="22"/>
               </w:rPr>
-              <w:t>Sprint 1 y 2 cumplidos. Sprint 3 en curso.</w:t>
+              <w:t>Sprint 1 y 2 cumplidos. Retrospectiva Sprint 3 cerrada (15/10/2026); Goal Parcial.</w:t>
             </w:r>
           </w:p>
         </w:tc>
